--- a/downloads/documents/03 Course Design/02 Year Calendar.docx
+++ b/downloads/documents/03 Course Design/02 Year Calendar.docx
@@ -4338,7 +4338,7 @@
               <w:jc w:val="left"/>
             </w:pPr>
             <w:r>
-              <w:t xml:space="preserve">ClassroomStreet launch: risk and reward, safe vs risky</w:t>
+              <w:t xml:space="preserve">The Gilded Age Market opens: risk and reward, safe vs risky</w:t>
             </w:r>
           </w:p>
         </w:tc>
@@ -4417,7 +4417,7 @@
               <w:jc w:val="left"/>
             </w:pPr>
             <w:r>
-              <w:t xml:space="preserve">ClassroomStreet launch: risk and reward, safe vs risky</w:t>
+              <w:t xml:space="preserve">The Gilded Age Market opens: risk and reward, safe vs risky</w:t>
             </w:r>
           </w:p>
         </w:tc>
